--- a/PlaceOS_지원서류_4_인재풀등록프로필.docx
+++ b/PlaceOS_지원서류_4_인재풀등록프로필.docx
@@ -909,7 +909,7 @@
                 <w:color w:val="16202E"/>
                 <w:sz w:val="18"/>
               </w:rPr>
-              <w:t>창업 당사자로서 보육을 받는 쪽의 입장을 압니다. 입주기업에게 무엇이 실제로 도움이 되고 무엇이 형식에 그치는지를 구분할 수 있습니다. 데모데이 · IR 자료의 시장 분석 파트를 데이터로 뒷받침하는 일도 가능합니다.</w:t>
+              <w:t>창업 당사자로서 보육을 받는 쪽의 입장을 압니다. 입주기업에게 무엇이 실제로 도움이 되고 무엇이 형식에 그치는지를 구분할 수 있습니다. 예비창업자가 자기 아이템을 팝업스토어 · 가오픈 · MVP 로 검증하는 program 을 설계해 본 경험이 있고, 무엇을 세면 통했다고 할지(검증 지표 · 기각 조건)를 시작 전에 정하는 방식을 씁니다. 데모데이 · IR 자료의 시장 분석 파트를 데이터로 뒷받침하는 일도 가능합니다.</w:t>
             </w:r>
           </w:p>
         </w:tc>
@@ -1093,7 +1093,7 @@
                 <w:color w:val="16202E"/>
                 <w:sz w:val="17"/>
               </w:rPr>
-              <w:t>서울 66개 상권을 건축물대장으로 실측해 건물 단위 공실 인벤토리 구축 (664유닛 · 층 단위 12,497개)</w:t>
+              <w:t>서울 81개 상권을 건축물대장으로 실측해 건물 단위 공실 인벤토리 구축 (840유닛 · 층 단위 15,366개)</w:t>
             </w:r>
           </w:p>
           <w:p>
@@ -1109,7 +1109,7 @@
                 <w:color w:val="16202E"/>
                 <w:sz w:val="17"/>
               </w:rPr>
-              <w:t>공실 예측 MAE 1.061 — 지속성 베이스라인 대비 +20.5% 개선</w:t>
+              <w:t>업종 추천 Top-3 92.0% — 거점 사전분포 대비 +3.36%p [+2.78, +3.95] (확정)</w:t>
             </w:r>
           </w:p>
           <w:p>
@@ -1125,7 +1125,7 @@
                 <w:color w:val="16202E"/>
                 <w:sz w:val="17"/>
               </w:rPr>
-              <w:t>업종 추천 Top-3 91.7% — 거점 사전분포 대비 +2.32%p 개선</w:t>
+              <w:t>공실 예측 MAE 0.822 — 거점 평균 대비 +17.6% [+11.6, +24.5] (참고 · 확정은 2026년 3분기 데이터 이후)</w:t>
             </w:r>
           </w:p>
           <w:p>
@@ -1141,7 +1141,7 @@
                 <w:color w:val="16202E"/>
                 <w:sz w:val="17"/>
               </w:rPr>
-              <w:t>코드 58,921 라인 · GitHub Actions - Cloud Run 자동 배포</w:t>
+              <w:t>코드 73,432 라인 · 백엔드 테스트 493개 · GitHub Actions - Cloud Run 자동 배포</w:t>
             </w:r>
           </w:p>
         </w:tc>
@@ -1220,7 +1220,7 @@
           <w:color w:val="5C6875"/>
           <w:sz w:val="17"/>
         </w:rPr>
-        <w:t>미달 항목도 함께 밝힙니다. 공실 예측의 방향 정확도는 70.8% 로 무정보 상수 베이스라인 78.5% 에 -7.7%p 미달입니다. 재지 않은 값을 달성으로 적지 않는 것이 이 프로젝트의 기본 규칙입니다.</w:t>
+        <w:t>아직 확정하지 못한 항목도 함께 밝힙니다. 공실 예측 두 축은 참고 판정이며 확인대기입니다. 재지 않은 값, 확정되지 않은 값을 달성으로 적지 않는 것이 이 프로젝트의 기본 규칙입니다.</w:t>
       </w:r>
     </w:p>
     <w:p>
@@ -1385,7 +1385,7 @@
                 <w:color w:val="16202E"/>
                 <w:sz w:val="17"/>
               </w:rPr>
-              <w:t>Python, FastAPI, PostgreSQL / PostGIS, Redis, Celery, Airflow, Selenium / Playwright</w:t>
+              <w:t>Python, FastAPI, PostgreSQL (계정층), SQLAlchemy / Alembic, Selenium / Playwright, Bronze · Silver · Gold 3계층</w:t>
             </w:r>
           </w:p>
         </w:tc>
@@ -1418,7 +1418,7 @@
                 <w:color w:val="16202E"/>
                 <w:sz w:val="18"/>
               </w:rPr>
-              <w:t>ML</w:t>
+              <w:t>ML · LLM</w:t>
             </w:r>
           </w:p>
         </w:tc>
@@ -1446,7 +1446,7 @@
                 <w:color w:val="16202E"/>
                 <w:sz w:val="17"/>
               </w:rPr>
-              <w:t>PyTorch, PyTorch Geometric (GNN), LSTM, MLflow</w:t>
+              <w:t>PyTorch, PyTorch Geometric (GNN), LSTM, MLflow, Anthropic SDK</w:t>
             </w:r>
           </w:p>
         </w:tc>
